--- a/Calendario2026/Ejercicios/1_DiseñoRed/1_Diseño_fisico_redes.docx
+++ b/Calendario2026/Ejercicios/1_DiseñoRed/1_Diseño_fisico_redes.docx
@@ -4,7 +4,7 @@
   <w:body>
     <w:p>
       <w:pPr>
-        <w:pStyle w:val="BodyText"/>
+        <w:pStyle w:val="Textoindependiente"/>
         <w:pBdr>
           <w:bottom w:val="single" w:sz="4" w:space="1" w:color="auto"/>
         </w:pBdr>
@@ -44,7 +44,7 @@
     </w:p>
     <w:p>
       <w:pPr>
-        <w:pStyle w:val="BodyText"/>
+        <w:pStyle w:val="Textoindependiente"/>
         <w:pBdr>
           <w:bottom w:val="single" w:sz="4" w:space="1" w:color="auto"/>
         </w:pBdr>
@@ -74,7 +74,7 @@
     </w:p>
     <w:p>
       <w:pPr>
-        <w:pStyle w:val="BodyText"/>
+        <w:pStyle w:val="Textoindependiente"/>
         <w:spacing w:before="56"/>
         <w:ind w:left="0" w:right="117"/>
         <w:rPr>
@@ -85,8 +85,9 @@
     </w:p>
     <w:p>
       <w:pPr>
-        <w:pStyle w:val="Heading1"/>
+        <w:pStyle w:val="Ttulo1"/>
         <w:spacing w:line="360" w:lineRule="exact"/>
+        <w:ind w:left="0"/>
         <w:jc w:val="both"/>
         <w:rPr>
           <w:rFonts w:ascii="Arial" w:hAnsi="Arial" w:cs="Arial"/>
@@ -150,13 +151,40 @@
           <w:sz w:val="22"/>
           <w:szCs w:val="22"/>
         </w:rPr>
-        <w:t>onstruir diseños físicos de red en el simulador de Packet Tracer para dar respuesta a las restricciones de conectividad de una organización.</w:t>
+        <w:t xml:space="preserve">onstruir diseños físicos de red en el simulador de </w:t>
+      </w:r>
+      <w:proofErr w:type="spellStart"/>
+      <w:r>
+        <w:rPr>
+          <w:rFonts w:ascii="Arial" w:hAnsi="Arial" w:cs="Arial"/>
+          <w:b w:val="0"/>
+          <w:bCs w:val="0"/>
+          <w:color w:val="282C30"/>
+          <w:spacing w:val="2"/>
+          <w:sz w:val="22"/>
+          <w:szCs w:val="22"/>
+        </w:rPr>
+        <w:t>Packet</w:t>
+      </w:r>
+      <w:proofErr w:type="spellEnd"/>
+      <w:r>
+        <w:rPr>
+          <w:rFonts w:ascii="Arial" w:hAnsi="Arial" w:cs="Arial"/>
+          <w:b w:val="0"/>
+          <w:bCs w:val="0"/>
+          <w:color w:val="282C30"/>
+          <w:spacing w:val="2"/>
+          <w:sz w:val="22"/>
+          <w:szCs w:val="22"/>
+        </w:rPr>
+        <w:t xml:space="preserve"> Tracer para dar respuesta a las restricciones de conectividad de una organización.</w:t>
       </w:r>
     </w:p>
     <w:p>
       <w:pPr>
-        <w:pStyle w:val="Heading1"/>
+        <w:pStyle w:val="Ttulo1"/>
         <w:spacing w:line="360" w:lineRule="exact"/>
+        <w:ind w:left="0"/>
         <w:jc w:val="both"/>
         <w:rPr>
           <w:rFonts w:ascii="Arial" w:hAnsi="Arial" w:cs="Arial"/>
@@ -169,9 +197,9 @@
     </w:p>
     <w:p>
       <w:pPr>
-        <w:pStyle w:val="BodyText"/>
+        <w:pStyle w:val="Textoindependiente"/>
         <w:spacing w:line="360" w:lineRule="exact"/>
-        <w:ind w:right="148"/>
+        <w:ind w:left="0" w:right="148"/>
         <w:jc w:val="both"/>
         <w:rPr>
           <w:rFonts w:ascii="Arial" w:hAnsi="Arial" w:cs="Arial"/>
@@ -778,9 +806,9 @@
     </w:p>
     <w:p>
       <w:pPr>
-        <w:pStyle w:val="BodyText"/>
+        <w:pStyle w:val="Textoindependiente"/>
         <w:spacing w:line="360" w:lineRule="exact"/>
-        <w:ind w:right="148"/>
+        <w:ind w:left="0" w:right="148"/>
         <w:jc w:val="both"/>
         <w:rPr>
           <w:rFonts w:ascii="Arial" w:hAnsi="Arial" w:cs="Arial"/>
@@ -791,12 +819,13 @@
     </w:p>
     <w:p>
       <w:pPr>
-        <w:pStyle w:val="BodyText"/>
+        <w:pStyle w:val="Textoindependiente"/>
         <w:spacing w:line="360" w:lineRule="exact"/>
-        <w:ind w:right="131"/>
+        <w:ind w:left="0" w:right="131"/>
         <w:jc w:val="both"/>
         <w:rPr>
           <w:rFonts w:ascii="Arial" w:hAnsi="Arial" w:cs="Arial"/>
+          <w:spacing w:val="-1"/>
           <w:sz w:val="22"/>
           <w:szCs w:val="22"/>
         </w:rPr>
@@ -821,11 +850,20 @@
       <w:r>
         <w:rPr>
           <w:rFonts w:ascii="Arial" w:hAnsi="Arial" w:cs="Arial"/>
-          <w:spacing w:val="-1"/>
-          <w:sz w:val="22"/>
-          <w:szCs w:val="22"/>
-        </w:rPr>
-        <w:t>Presidente</w:t>
+          <w:spacing w:val="10"/>
+          <w:sz w:val="22"/>
+          <w:szCs w:val="22"/>
+        </w:rPr>
+        <w:t>p</w:t>
+      </w:r>
+      <w:r>
+        <w:rPr>
+          <w:rFonts w:ascii="Arial" w:hAnsi="Arial" w:cs="Arial"/>
+          <w:spacing w:val="-1"/>
+          <w:sz w:val="22"/>
+          <w:szCs w:val="22"/>
+        </w:rPr>
+        <w:t>residente</w:t>
       </w:r>
       <w:r>
         <w:rPr>
@@ -839,11 +877,20 @@
       <w:r>
         <w:rPr>
           <w:rFonts w:ascii="Arial" w:hAnsi="Arial" w:cs="Arial"/>
-          <w:spacing w:val="-1"/>
-          <w:sz w:val="22"/>
-          <w:szCs w:val="22"/>
-        </w:rPr>
-        <w:t>Municipal</w:t>
+          <w:spacing w:val="12"/>
+          <w:sz w:val="22"/>
+          <w:szCs w:val="22"/>
+        </w:rPr>
+        <w:t>m</w:t>
+      </w:r>
+      <w:r>
+        <w:rPr>
+          <w:rFonts w:ascii="Arial" w:hAnsi="Arial" w:cs="Arial"/>
+          <w:spacing w:val="-1"/>
+          <w:sz w:val="22"/>
+          <w:szCs w:val="22"/>
+        </w:rPr>
+        <w:t>unicipal</w:t>
       </w:r>
       <w:r>
         <w:rPr>
@@ -1126,6 +1173,7 @@
         </w:rPr>
         <w:t xml:space="preserve"> </w:t>
       </w:r>
+      <w:proofErr w:type="spellStart"/>
       <w:r>
         <w:rPr>
           <w:rFonts w:ascii="Arial" w:hAnsi="Arial" w:cs="Arial"/>
@@ -1135,6 +1183,7 @@
         </w:rPr>
         <w:t>Yalitzia</w:t>
       </w:r>
+      <w:proofErr w:type="spellEnd"/>
       <w:r>
         <w:rPr>
           <w:rFonts w:ascii="Arial" w:hAnsi="Arial" w:cs="Arial"/>
@@ -1854,17 +1903,20 @@
     </w:p>
     <w:p>
       <w:pPr>
+        <w:pStyle w:val="Textoindependiente"/>
         <w:spacing w:line="360" w:lineRule="exact"/>
-        <w:rPr>
-          <w:rFonts w:ascii="Arial" w:eastAsia="Arial Narrow" w:hAnsi="Arial" w:cs="Arial"/>
+        <w:ind w:left="0" w:right="131"/>
+        <w:jc w:val="both"/>
+        <w:rPr>
+          <w:rFonts w:ascii="Arial" w:hAnsi="Arial" w:cs="Arial"/>
         </w:rPr>
       </w:pPr>
     </w:p>
     <w:p>
       <w:pPr>
-        <w:pStyle w:val="BodyText"/>
+        <w:pStyle w:val="Textoindependiente"/>
         <w:spacing w:line="360" w:lineRule="exact"/>
-        <w:ind w:right="135"/>
+        <w:ind w:left="0" w:right="135"/>
         <w:jc w:val="both"/>
         <w:rPr>
           <w:rFonts w:ascii="Arial" w:hAnsi="Arial" w:cs="Arial"/>
@@ -2506,8 +2558,9 @@
     </w:p>
     <w:p>
       <w:pPr>
-        <w:pStyle w:val="BodyText"/>
+        <w:pStyle w:val="Textoindependiente"/>
         <w:spacing w:line="360" w:lineRule="exact"/>
+        <w:ind w:left="0"/>
         <w:jc w:val="both"/>
         <w:rPr>
           <w:rFonts w:ascii="Arial" w:hAnsi="Arial" w:cs="Arial"/>
@@ -2868,6 +2921,7 @@
         </w:rPr>
         <w:t xml:space="preserve"> </w:t>
       </w:r>
+      <w:proofErr w:type="spellStart"/>
       <w:r>
         <w:rPr>
           <w:rFonts w:ascii="Arial" w:hAnsi="Arial" w:cs="Arial"/>
@@ -2879,6 +2933,7 @@
         </w:rPr>
         <w:t>Packet</w:t>
       </w:r>
+      <w:proofErr w:type="spellEnd"/>
       <w:r>
         <w:rPr>
           <w:rFonts w:ascii="Arial" w:hAnsi="Arial" w:cs="Arial"/>
@@ -2921,9 +2976,9 @@
     </w:p>
     <w:p>
       <w:pPr>
-        <w:pStyle w:val="BodyText"/>
+        <w:pStyle w:val="Textoindependiente"/>
         <w:spacing w:line="360" w:lineRule="exact"/>
-        <w:ind w:right="137"/>
+        <w:ind w:left="0" w:right="137"/>
         <w:jc w:val="both"/>
         <w:rPr>
           <w:rFonts w:ascii="Arial" w:hAnsi="Arial" w:cs="Arial"/>
@@ -3328,7 +3383,7 @@
     </w:p>
     <w:p>
       <w:pPr>
-        <w:pStyle w:val="BodyText"/>
+        <w:pStyle w:val="Textoindependiente"/>
         <w:spacing w:line="360" w:lineRule="exact"/>
         <w:ind w:left="0"/>
         <w:jc w:val="both"/>
@@ -3342,7 +3397,7 @@
     </w:p>
     <w:p>
       <w:pPr>
-        <w:pStyle w:val="BodyText"/>
+        <w:pStyle w:val="Textoindependiente"/>
         <w:spacing w:line="360" w:lineRule="exact"/>
         <w:ind w:left="0"/>
         <w:jc w:val="both"/>
@@ -3522,7 +3577,7 @@
     </w:p>
     <w:p>
       <w:pPr>
-        <w:pStyle w:val="BodyText"/>
+        <w:pStyle w:val="Textoindependiente"/>
         <w:spacing w:after="120" w:line="360" w:lineRule="exact"/>
         <w:ind w:left="0" w:right="136"/>
         <w:jc w:val="both"/>
@@ -3708,7 +3763,7 @@
     </w:p>
     <w:p>
       <w:pPr>
-        <w:pStyle w:val="BodyText"/>
+        <w:pStyle w:val="Textoindependiente"/>
         <w:numPr>
           <w:ilvl w:val="0"/>
           <w:numId w:val="3"/>
@@ -3915,7 +3970,7 @@
     </w:p>
     <w:p>
       <w:pPr>
-        <w:pStyle w:val="BodyText"/>
+        <w:pStyle w:val="Textoindependiente"/>
         <w:numPr>
           <w:ilvl w:val="0"/>
           <w:numId w:val="3"/>
@@ -4195,7 +4250,7 @@
     </w:p>
     <w:p>
       <w:pPr>
-        <w:pStyle w:val="BodyText"/>
+        <w:pStyle w:val="Textoindependiente"/>
         <w:spacing w:line="360" w:lineRule="exact"/>
         <w:ind w:left="0" w:right="133"/>
         <w:jc w:val="both"/>
@@ -4208,7 +4263,7 @@
     </w:p>
     <w:p>
       <w:pPr>
-        <w:pStyle w:val="BodyText"/>
+        <w:pStyle w:val="Textoindependiente"/>
         <w:spacing w:line="360" w:lineRule="exact"/>
         <w:ind w:left="0" w:right="133"/>
         <w:jc w:val="both"/>
@@ -4221,7 +4276,7 @@
     </w:p>
     <w:p>
       <w:pPr>
-        <w:pStyle w:val="BodyText"/>
+        <w:pStyle w:val="Textoindependiente"/>
         <w:spacing w:line="360" w:lineRule="exact"/>
         <w:ind w:left="0" w:right="133"/>
         <w:jc w:val="both"/>
@@ -4234,7 +4289,7 @@
     </w:p>
     <w:p>
       <w:pPr>
-        <w:pStyle w:val="BodyText"/>
+        <w:pStyle w:val="Textoindependiente"/>
         <w:spacing w:line="360" w:lineRule="exact"/>
         <w:ind w:left="0" w:right="133"/>
         <w:jc w:val="both"/>
@@ -4247,7 +4302,7 @@
     </w:p>
     <w:p>
       <w:pPr>
-        <w:pStyle w:val="BodyText"/>
+        <w:pStyle w:val="Textoindependiente"/>
         <w:spacing w:line="360" w:lineRule="exact"/>
         <w:ind w:left="0" w:right="133"/>
         <w:jc w:val="both"/>
@@ -4260,7 +4315,7 @@
     </w:p>
     <w:p>
       <w:pPr>
-        <w:pStyle w:val="BodyText"/>
+        <w:pStyle w:val="Textoindependiente"/>
         <w:spacing w:line="360" w:lineRule="exact"/>
         <w:ind w:left="0" w:right="133"/>
         <w:jc w:val="both"/>
@@ -4273,7 +4328,7 @@
     </w:p>
     <w:p>
       <w:pPr>
-        <w:pStyle w:val="BodyText"/>
+        <w:pStyle w:val="Textoindependiente"/>
         <w:spacing w:line="360" w:lineRule="exact"/>
         <w:ind w:left="0" w:right="133"/>
         <w:jc w:val="both"/>
@@ -4286,7 +4341,7 @@
     </w:p>
     <w:p>
       <w:pPr>
-        <w:pStyle w:val="BodyText"/>
+        <w:pStyle w:val="Textoindependiente"/>
         <w:spacing w:line="360" w:lineRule="exact"/>
         <w:ind w:left="0" w:right="133"/>
         <w:jc w:val="both"/>
@@ -4299,7 +4354,20 @@
     </w:p>
     <w:p>
       <w:pPr>
-        <w:pStyle w:val="BodyText"/>
+        <w:pStyle w:val="Textoindependiente"/>
+        <w:spacing w:line="360" w:lineRule="exact"/>
+        <w:ind w:left="0" w:right="133"/>
+        <w:jc w:val="both"/>
+        <w:rPr>
+          <w:rFonts w:ascii="Arial" w:hAnsi="Arial" w:cs="Arial"/>
+          <w:sz w:val="22"/>
+          <w:szCs w:val="22"/>
+        </w:rPr>
+      </w:pPr>
+    </w:p>
+    <w:p>
+      <w:pPr>
+        <w:pStyle w:val="Textoindependiente"/>
         <w:numPr>
           <w:ilvl w:val="0"/>
           <w:numId w:val="12"/>
@@ -4382,7 +4450,7 @@
     </w:p>
     <w:p>
       <w:pPr>
-        <w:pStyle w:val="BodyText"/>
+        <w:pStyle w:val="Textoindependiente"/>
         <w:numPr>
           <w:ilvl w:val="0"/>
           <w:numId w:val="11"/>
@@ -4488,7 +4556,7 @@
     </w:p>
     <w:p>
       <w:pPr>
-        <w:pStyle w:val="BodyText"/>
+        <w:pStyle w:val="Textoindependiente"/>
         <w:numPr>
           <w:ilvl w:val="0"/>
           <w:numId w:val="11"/>
@@ -4667,7 +4735,7 @@
     </w:p>
     <w:p>
       <w:pPr>
-        <w:pStyle w:val="BodyText"/>
+        <w:pStyle w:val="Textoindependiente"/>
         <w:numPr>
           <w:ilvl w:val="0"/>
           <w:numId w:val="11"/>
@@ -4828,7 +4896,7 @@
     </w:p>
     <w:p>
       <w:pPr>
-        <w:pStyle w:val="BodyText"/>
+        <w:pStyle w:val="Textoindependiente"/>
         <w:numPr>
           <w:ilvl w:val="0"/>
           <w:numId w:val="11"/>
@@ -4911,7 +4979,7 @@
     </w:p>
     <w:p>
       <w:pPr>
-        <w:pStyle w:val="BodyText"/>
+        <w:pStyle w:val="Textoindependiente"/>
         <w:numPr>
           <w:ilvl w:val="0"/>
           <w:numId w:val="11"/>
@@ -4957,7 +5025,7 @@
     </w:p>
     <w:p>
       <w:pPr>
-        <w:pStyle w:val="BodyText"/>
+        <w:pStyle w:val="Textoindependiente"/>
         <w:spacing w:line="360" w:lineRule="exact"/>
         <w:ind w:left="0" w:right="137"/>
         <w:jc w:val="both"/>
@@ -4970,7 +5038,7 @@
     </w:p>
     <w:p>
       <w:pPr>
-        <w:pStyle w:val="BodyText"/>
+        <w:pStyle w:val="Textoindependiente"/>
         <w:numPr>
           <w:ilvl w:val="0"/>
           <w:numId w:val="12"/>
@@ -5045,7 +5113,7 @@
     </w:p>
     <w:p>
       <w:pPr>
-        <w:pStyle w:val="BodyText"/>
+        <w:pStyle w:val="Textoindependiente"/>
         <w:numPr>
           <w:ilvl w:val="0"/>
           <w:numId w:val="14"/>
@@ -5130,7 +5198,7 @@
     </w:p>
     <w:p>
       <w:pPr>
-        <w:pStyle w:val="BodyText"/>
+        <w:pStyle w:val="Textoindependiente"/>
         <w:numPr>
           <w:ilvl w:val="0"/>
           <w:numId w:val="15"/>
@@ -5173,7 +5241,7 @@
     </w:p>
     <w:p>
       <w:pPr>
-        <w:pStyle w:val="BodyText"/>
+        <w:pStyle w:val="Textoindependiente"/>
         <w:spacing w:before="120" w:after="120" w:line="360" w:lineRule="exact"/>
         <w:ind w:left="1077" w:right="130"/>
         <w:jc w:val="both"/>
@@ -5349,7 +5417,7 @@
     </w:p>
     <w:p>
       <w:pPr>
-        <w:pStyle w:val="BodyText"/>
+        <w:pStyle w:val="Textoindependiente"/>
         <w:spacing w:before="120" w:after="120" w:line="360" w:lineRule="exact"/>
         <w:ind w:left="1077" w:right="130"/>
         <w:jc w:val="both"/>
@@ -5391,7 +5459,7 @@
     </w:p>
     <w:p>
       <w:pPr>
-        <w:pStyle w:val="BodyText"/>
+        <w:pStyle w:val="Textoindependiente"/>
         <w:numPr>
           <w:ilvl w:val="0"/>
           <w:numId w:val="15"/>
@@ -5795,7 +5863,7 @@
     </w:p>
     <w:p>
       <w:pPr>
-        <w:pStyle w:val="BodyText"/>
+        <w:pStyle w:val="Textoindependiente"/>
         <w:numPr>
           <w:ilvl w:val="0"/>
           <w:numId w:val="15"/>
@@ -6137,7 +6205,7 @@
     </w:p>
     <w:p>
       <w:pPr>
-        <w:pStyle w:val="BodyText"/>
+        <w:pStyle w:val="Textoindependiente"/>
         <w:numPr>
           <w:ilvl w:val="0"/>
           <w:numId w:val="4"/>
@@ -6482,7 +6550,7 @@
     </w:p>
     <w:p>
       <w:pPr>
-        <w:pStyle w:val="BodyText"/>
+        <w:pStyle w:val="Textoindependiente"/>
         <w:spacing w:line="360" w:lineRule="exact"/>
         <w:ind w:left="357" w:right="133"/>
         <w:jc w:val="both"/>
@@ -6496,7 +6564,7 @@
     </w:p>
     <w:p>
       <w:pPr>
-        <w:pStyle w:val="BodyText"/>
+        <w:pStyle w:val="Textoindependiente"/>
         <w:spacing w:line="360" w:lineRule="exact"/>
         <w:ind w:left="100" w:right="133"/>
         <w:jc w:val="both"/>
@@ -9244,7 +9312,7 @@
       <w:lang w:val="es-MX"/>
     </w:rPr>
   </w:style>
-  <w:style w:type="paragraph" w:styleId="Heading1">
+  <w:style w:type="paragraph" w:styleId="Ttulo1">
     <w:name w:val="heading 1"/>
     <w:basedOn w:val="Normal"/>
     <w:uiPriority w:val="9"/>
@@ -9261,13 +9329,13 @@
       <w:szCs w:val="24"/>
     </w:rPr>
   </w:style>
-  <w:style w:type="character" w:default="1" w:styleId="DefaultParagraphFont">
+  <w:style w:type="character" w:default="1" w:styleId="Fuentedeprrafopredeter">
     <w:name w:val="Default Paragraph Font"/>
     <w:uiPriority w:val="1"/>
     <w:semiHidden/>
     <w:unhideWhenUsed/>
   </w:style>
-  <w:style w:type="table" w:default="1" w:styleId="TableNormal">
+  <w:style w:type="table" w:default="1" w:styleId="Tablanormal">
     <w:name w:val="Normal Table"/>
     <w:uiPriority w:val="99"/>
     <w:semiHidden/>
@@ -9282,7 +9350,7 @@
       </w:tblCellMar>
     </w:tblPr>
   </w:style>
-  <w:style w:type="numbering" w:default="1" w:styleId="NoList">
+  <w:style w:type="numbering" w:default="1" w:styleId="Sinlista">
     <w:name w:val="No List"/>
     <w:uiPriority w:val="99"/>
     <w:semiHidden/>
@@ -9304,7 +9372,7 @@
       </w:tblCellMar>
     </w:tblPr>
   </w:style>
-  <w:style w:type="paragraph" w:styleId="BodyText">
+  <w:style w:type="paragraph" w:styleId="Textoindependiente">
     <w:name w:val="Body Text"/>
     <w:basedOn w:val="Normal"/>
     <w:uiPriority w:val="1"/>
@@ -9318,7 +9386,7 @@
       <w:szCs w:val="24"/>
     </w:rPr>
   </w:style>
-  <w:style w:type="paragraph" w:styleId="ListParagraph">
+  <w:style w:type="paragraph" w:styleId="Prrafodelista">
     <w:name w:val="List Paragraph"/>
     <w:basedOn w:val="Normal"/>
     <w:uiPriority w:val="1"/>
@@ -9330,10 +9398,10 @@
     <w:uiPriority w:val="1"/>
     <w:qFormat/>
   </w:style>
-  <w:style w:type="paragraph" w:styleId="Header">
+  <w:style w:type="paragraph" w:styleId="Encabezado">
     <w:name w:val="header"/>
     <w:basedOn w:val="Normal"/>
-    <w:link w:val="HeaderChar"/>
+    <w:link w:val="EncabezadoCar"/>
     <w:uiPriority w:val="99"/>
     <w:unhideWhenUsed/>
     <w:rsid w:val="002652DE"/>
@@ -9344,17 +9412,17 @@
       </w:tabs>
     </w:pPr>
   </w:style>
-  <w:style w:type="character" w:customStyle="1" w:styleId="HeaderChar">
-    <w:name w:val="Header Char"/>
-    <w:basedOn w:val="DefaultParagraphFont"/>
-    <w:link w:val="Header"/>
+  <w:style w:type="character" w:customStyle="1" w:styleId="EncabezadoCar">
+    <w:name w:val="Encabezado Car"/>
+    <w:basedOn w:val="Fuentedeprrafopredeter"/>
+    <w:link w:val="Encabezado"/>
     <w:uiPriority w:val="99"/>
     <w:rsid w:val="002652DE"/>
   </w:style>
-  <w:style w:type="paragraph" w:styleId="Footer">
+  <w:style w:type="paragraph" w:styleId="Piedepgina">
     <w:name w:val="footer"/>
     <w:basedOn w:val="Normal"/>
-    <w:link w:val="FooterChar"/>
+    <w:link w:val="PiedepginaCar"/>
     <w:uiPriority w:val="99"/>
     <w:unhideWhenUsed/>
     <w:rsid w:val="002652DE"/>
@@ -9365,10 +9433,10 @@
       </w:tabs>
     </w:pPr>
   </w:style>
-  <w:style w:type="character" w:customStyle="1" w:styleId="FooterChar">
-    <w:name w:val="Footer Char"/>
-    <w:basedOn w:val="DefaultParagraphFont"/>
-    <w:link w:val="Footer"/>
+  <w:style w:type="character" w:customStyle="1" w:styleId="PiedepginaCar">
+    <w:name w:val="Pie de página Car"/>
+    <w:basedOn w:val="Fuentedeprrafopredeter"/>
+    <w:link w:val="Piedepgina"/>
     <w:uiPriority w:val="99"/>
     <w:rsid w:val="002652DE"/>
   </w:style>
